--- a/Theory of information.docx
+++ b/Theory of information.docx
@@ -4427,7 +4427,7 @@
           <w:sz w:val="24"/>
           <w:szCs w:val="24"/>
         </w:rPr>
-        <w:instrText>http://www.michaelvio.byethost8.com/T&amp;SQ.pdf</w:instrText>
+        <w:instrText xml:space="preserve">https://michaelvio.github.io/T&amp;SQ.pdf</w:instrText>
       </w:r>
       <w:r>
         <w:rPr>
@@ -4455,7 +4455,7 @@
           <w:sz w:val="24"/>
           <w:szCs w:val="24"/>
         </w:rPr>
-        <w:t>http://www.michaelvio.byethost8.com/T&amp;SQ.pdf</w:t>
+        <w:t xml:space="preserve">https://michaelvio.github.io/T&amp;SQ.pdf</w:t>
       </w:r>
       <w:bookmarkEnd w:id="1"/>
       <w:r>
@@ -4556,7 +4556,7 @@
           <w:rPr>
             <w:rStyle w:val="Hyperlink"/>
           </w:rPr>
-          <w:t>http://www.michaelvio.byethost8.com/grav.pdf</w:t>
+          <w:t xml:space="preserve">https://michaelvio.github.io/grav.pdf</w:t>
         </w:r>
       </w:hyperlink>
     </w:p>
@@ -4566,7 +4566,7 @@
           <w:rPr>
             <w:rStyle w:val="Hyperlink"/>
           </w:rPr>
-          <w:t>http://www.michaelvio.byethost8.com/Sun.pdf</w:t>
+          <w:t xml:space="preserve">https://michaelvio.github.io/Sun.pdf</w:t>
         </w:r>
       </w:hyperlink>
     </w:p>
